--- a/docs/Neo4j 查询操作手册（新手照着做）.docx
+++ b/docs/Neo4j 查询操作手册（新手照着做）.docx
@@ -353,7 +353,7 @@
           <w:color w:val="222222"/>
           <w:sz w:val="19"/>
         </w:rPr>
-        <w:t>一个格子，数字必须是 34</w:t>
+        <w:t>一个格子，数字必须是 35</w:t>
       </w:r>
     </w:p>
     <w:p>
@@ -377,7 +377,7 @@
           <w:color w:val="222222"/>
           <w:sz w:val="19"/>
         </w:rPr>
-        <w:t>不是 34 说明没导入成功 → 回到 00_一键运行.cypher 重跑一遍</w:t>
+        <w:t>不是 35 说明没导入成功 → 回到 00_一键运行.cypher 重跑一遍</w:t>
       </w:r>
     </w:p>
     <w:p>
@@ -431,7 +431,7 @@
           <w:color w:val="222222"/>
           <w:sz w:val="19"/>
         </w:rPr>
-        <w:t>一个格子，数字必须是 73</w:t>
+        <w:t>一个格子，数字必须是 74</w:t>
       </w:r>
     </w:p>
     <w:p>
@@ -455,7 +455,7 @@
           <w:color w:val="222222"/>
           <w:sz w:val="19"/>
         </w:rPr>
-        <w:t>不是 73 说明第 3 段（关系）没跑成功</w:t>
+        <w:t>不是 74 说明第 3 段（关系）没跑成功</w:t>
       </w:r>
     </w:p>
     <w:p>
@@ -3187,7 +3187,7 @@
                 <w:color w:val="222222"/>
                 <w:sz w:val="17"/>
               </w:rPr>
-              <w:t>先跑第 0-1、0-2 步；不是 34 / 73 就回去重跑 00_一键运行.cypher</w:t>
+              <w:t>先跑第 0-1、0-2 步；不是 35 / 74 就回去重跑 00_一键运行.cypher</w:t>
             </w:r>
           </w:p>
         </w:tc>
@@ -3703,7 +3703,7 @@
           <w:color w:val="222222"/>
           <w:sz w:val="20"/>
         </w:rPr>
-        <w:t>把「34 / 73」这两个数字告诉 DSH，写进开发日志与总览。</w:t>
+        <w:t>把「35 / 74」这两个数字告诉 DSH，写进开发日志与总览。（旧库是 34 / 73 时，先跑 07_增量补C04.cypher）</w:t>
       </w:r>
     </w:p>
     <w:p>
